--- a/3-Jenkins/Jenkins Lab getting started.docx
+++ b/3-Jenkins/Jenkins Lab getting started.docx
@@ -174,23 +174,25 @@
           <w:bCs/>
           <w:highlight w:val="lightGray"/>
         </w:rPr>
-        <w:t xml:space="preserve">docker run </w:t>
-      </w:r>
+        <w:t xml:space="preserve">docker run -d -p 8080:8080 -p 50000:50000 -v </w:t>
+      </w:r>
+      <w:proofErr w:type="spellStart"/>
       <w:r>
         <w:rPr>
           <w:b/>
           <w:bCs/>
           <w:highlight w:val="lightGray"/>
         </w:rPr>
-        <w:t xml:space="preserve">-d </w:t>
-      </w:r>
+        <w:t>jenkins_home</w:t>
+      </w:r>
+      <w:proofErr w:type="spellEnd"/>
       <w:r>
         <w:rPr>
           <w:b/>
           <w:bCs/>
           <w:highlight w:val="lightGray"/>
         </w:rPr>
-        <w:t xml:space="preserve">-p 8080:8080 -p 50000:50000 -v </w:t>
+        <w:t>:/var/</w:t>
       </w:r>
       <w:proofErr w:type="spellStart"/>
       <w:r>
@@ -208,7 +210,7 @@
           <w:bCs/>
           <w:highlight w:val="lightGray"/>
         </w:rPr>
-        <w:t>:/var/</w:t>
+        <w:t xml:space="preserve"> </w:t>
       </w:r>
       <w:proofErr w:type="spellStart"/>
       <w:r>
@@ -217,7 +219,7 @@
           <w:bCs/>
           <w:highlight w:val="lightGray"/>
         </w:rPr>
-        <w:t>jenkins_home</w:t>
+        <w:t>jenkins</w:t>
       </w:r>
       <w:proofErr w:type="spellEnd"/>
       <w:r>
@@ -226,7 +228,7 @@
           <w:bCs/>
           <w:highlight w:val="lightGray"/>
         </w:rPr>
-        <w:t xml:space="preserve"> </w:t>
+        <w:t>/</w:t>
       </w:r>
       <w:proofErr w:type="spellStart"/>
       <w:r>
@@ -235,17 +237,9 @@
           <w:bCs/>
           <w:highlight w:val="lightGray"/>
         </w:rPr>
-        <w:t>jenkins</w:t>
+        <w:t>jenkins:lts</w:t>
       </w:r>
       <w:proofErr w:type="spellEnd"/>
-      <w:r>
-        <w:rPr>
-          <w:b/>
-          <w:bCs/>
-          <w:highlight w:val="lightGray"/>
-        </w:rPr>
-        <w:t>/jenkins:lts-jdk11</w:t>
-      </w:r>
     </w:p>
     <w:p>
       <w:pPr>
@@ -5337,6 +5331,7 @@
   <w:style w:type="character" w:default="1" w:styleId="DefaultParagraphFont">
     <w:name w:val="Default Paragraph Font"/>
     <w:uiPriority w:val="1"/>
+    <w:semiHidden/>
     <w:unhideWhenUsed/>
   </w:style>
   <w:style w:type="table" w:default="1" w:styleId="TableNormal">

--- a/3-Jenkins/Jenkins Lab getting started.docx
+++ b/3-Jenkins/Jenkins Lab getting started.docx
@@ -129,38 +129,7 @@
     </w:p>
     <w:p>
       <w:r>
-        <w:t>For a simple method</w:t>
-      </w:r>
-      <w:r>
-        <w:t>,</w:t>
-      </w:r>
-      <w:r>
-        <w:t xml:space="preserve"> type the following command and skip to step 8</w:t>
-      </w:r>
-      <w:r>
-        <w:t xml:space="preserve"> (</w:t>
-      </w:r>
-      <w:r>
-        <w:rPr>
-          <w:rFonts w:ascii="Courier New" w:hAnsi="Courier New" w:cs="Courier New"/>
-          <w:b/>
-          <w:bCs/>
-        </w:rPr>
-        <w:t>docker exec -it</w:t>
-      </w:r>
-      <w:r>
-        <w:rPr>
-          <w:rFonts w:ascii="Courier New" w:hAnsi="Courier New" w:cs="Courier New"/>
-          <w:b/>
-          <w:bCs/>
-        </w:rPr>
-        <w:t xml:space="preserve"> …</w:t>
-      </w:r>
-      <w:r>
-        <w:t>)</w:t>
-      </w:r>
-      <w:r>
-        <w:t>.</w:t>
+        <w:t>Usually Jenkins has its own dedicated server but for this exercise we need to set one up quickly using Docker.</w:t>
       </w:r>
       <w:r>
         <w:br/>
@@ -240,625 +209,6 @@
         <w:t>jenkins:lts</w:t>
       </w:r>
       <w:proofErr w:type="spellEnd"/>
-    </w:p>
-    <w:p>
-      <w:pPr>
-        <w:rPr>
-          <w:b/>
-          <w:bCs/>
-        </w:rPr>
-      </w:pPr>
-      <w:r>
-        <w:rPr>
-          <w:b/>
-          <w:bCs/>
-        </w:rPr>
-        <w:t>Alternatively, for more flexibility</w:t>
-      </w:r>
-      <w:r>
-        <w:rPr>
-          <w:b/>
-          <w:bCs/>
-        </w:rPr>
-        <w:t>,</w:t>
-      </w:r>
-      <w:r>
-        <w:rPr>
-          <w:b/>
-          <w:bCs/>
-        </w:rPr>
-        <w:t xml:space="preserve"> use the following method:</w:t>
-      </w:r>
-    </w:p>
-    <w:p>
-      <w:pPr>
-        <w:pStyle w:val="ListParagraph"/>
-        <w:numPr>
-          <w:ilvl w:val="0"/>
-          <w:numId w:val="3"/>
-        </w:numPr>
-      </w:pPr>
-      <w:r>
-        <w:t>Create a folder</w:t>
-      </w:r>
-    </w:p>
-    <w:p>
-      <w:pPr>
-        <w:pStyle w:val="ListParagraph"/>
-        <w:numPr>
-          <w:ilvl w:val="0"/>
-          <w:numId w:val="3"/>
-        </w:numPr>
-      </w:pPr>
-      <w:r>
-        <w:t>Open the folder in VS-Code</w:t>
-      </w:r>
-    </w:p>
-    <w:p>
-      <w:pPr>
-        <w:pStyle w:val="ListParagraph"/>
-        <w:numPr>
-          <w:ilvl w:val="0"/>
-          <w:numId w:val="3"/>
-        </w:numPr>
-      </w:pPr>
-      <w:r>
-        <w:t>C</w:t>
-      </w:r>
-      <w:r>
-        <w:t xml:space="preserve">reate a file called </w:t>
-      </w:r>
-      <w:proofErr w:type="spellStart"/>
-      <w:r>
-        <w:t>compose.y</w:t>
-      </w:r>
-      <w:r>
-        <w:t>a</w:t>
-      </w:r>
-      <w:r>
-        <w:t>ml</w:t>
-      </w:r>
-      <w:proofErr w:type="spellEnd"/>
-    </w:p>
-    <w:p>
-      <w:pPr>
-        <w:pStyle w:val="ListParagraph"/>
-        <w:numPr>
-          <w:ilvl w:val="0"/>
-          <w:numId w:val="3"/>
-        </w:numPr>
-      </w:pPr>
-      <w:r>
-        <w:t xml:space="preserve">Copy the following to the </w:t>
-      </w:r>
-      <w:proofErr w:type="spellStart"/>
-      <w:r>
-        <w:t>y</w:t>
-      </w:r>
-      <w:r>
-        <w:t>a</w:t>
-      </w:r>
-      <w:r>
-        <w:t>ml</w:t>
-      </w:r>
-      <w:proofErr w:type="spellEnd"/>
-      <w:r>
-        <w:t xml:space="preserve"> file</w:t>
-      </w:r>
-    </w:p>
-    <w:p>
-      <w:pPr>
-        <w:pBdr>
-          <w:top w:val="single" w:sz="4" w:space="1" w:color="auto"/>
-          <w:left w:val="single" w:sz="4" w:space="4" w:color="auto"/>
-          <w:bottom w:val="single" w:sz="4" w:space="1" w:color="auto"/>
-          <w:right w:val="single" w:sz="4" w:space="0" w:color="auto"/>
-        </w:pBdr>
-        <w:spacing w:after="0"/>
-        <w:ind w:left="720"/>
-        <w:rPr>
-          <w:rFonts w:ascii="Courier New" w:hAnsi="Courier New" w:cs="Courier New"/>
-          <w:b/>
-          <w:bCs/>
-        </w:rPr>
-      </w:pPr>
-      <w:r>
-        <w:rPr>
-          <w:rFonts w:ascii="Courier New" w:hAnsi="Courier New" w:cs="Courier New"/>
-          <w:b/>
-          <w:bCs/>
-        </w:rPr>
-        <w:t xml:space="preserve">services: </w:t>
-      </w:r>
-    </w:p>
-    <w:p>
-      <w:pPr>
-        <w:pBdr>
-          <w:top w:val="single" w:sz="4" w:space="1" w:color="auto"/>
-          <w:left w:val="single" w:sz="4" w:space="4" w:color="auto"/>
-          <w:bottom w:val="single" w:sz="4" w:space="1" w:color="auto"/>
-          <w:right w:val="single" w:sz="4" w:space="0" w:color="auto"/>
-        </w:pBdr>
-        <w:spacing w:after="0"/>
-        <w:ind w:left="720"/>
-        <w:rPr>
-          <w:rFonts w:ascii="Courier New" w:hAnsi="Courier New" w:cs="Courier New"/>
-          <w:b/>
-          <w:bCs/>
-        </w:rPr>
-      </w:pPr>
-      <w:r>
-        <w:rPr>
-          <w:rFonts w:ascii="Courier New" w:hAnsi="Courier New" w:cs="Courier New"/>
-        </w:rPr>
-        <w:t xml:space="preserve">  </w:t>
-      </w:r>
-      <w:proofErr w:type="spellStart"/>
-      <w:r>
-        <w:rPr>
-          <w:rFonts w:ascii="Courier New" w:hAnsi="Courier New" w:cs="Courier New"/>
-          <w:b/>
-          <w:bCs/>
-        </w:rPr>
-        <w:t>jenkins</w:t>
-      </w:r>
-      <w:proofErr w:type="spellEnd"/>
-      <w:r>
-        <w:rPr>
-          <w:rFonts w:ascii="Courier New" w:hAnsi="Courier New" w:cs="Courier New"/>
-          <w:b/>
-          <w:bCs/>
-        </w:rPr>
-        <w:t xml:space="preserve">: </w:t>
-      </w:r>
-    </w:p>
-    <w:p>
-      <w:pPr>
-        <w:pBdr>
-          <w:top w:val="single" w:sz="4" w:space="1" w:color="auto"/>
-          <w:left w:val="single" w:sz="4" w:space="4" w:color="auto"/>
-          <w:bottom w:val="single" w:sz="4" w:space="1" w:color="auto"/>
-          <w:right w:val="single" w:sz="4" w:space="0" w:color="auto"/>
-        </w:pBdr>
-        <w:spacing w:after="0"/>
-        <w:ind w:left="720"/>
-        <w:rPr>
-          <w:rFonts w:ascii="Courier New" w:hAnsi="Courier New" w:cs="Courier New"/>
-        </w:rPr>
-      </w:pPr>
-      <w:r>
-        <w:rPr>
-          <w:rFonts w:ascii="Courier New" w:hAnsi="Courier New" w:cs="Courier New"/>
-        </w:rPr>
-        <w:t xml:space="preserve">    </w:t>
-      </w:r>
-      <w:proofErr w:type="spellStart"/>
-      <w:r>
-        <w:rPr>
-          <w:rFonts w:ascii="Courier New" w:hAnsi="Courier New" w:cs="Courier New"/>
-          <w:b/>
-          <w:bCs/>
-        </w:rPr>
-        <w:t>container_name</w:t>
-      </w:r>
-      <w:proofErr w:type="spellEnd"/>
-      <w:r>
-        <w:rPr>
-          <w:rFonts w:ascii="Courier New" w:hAnsi="Courier New" w:cs="Courier New"/>
-          <w:b/>
-          <w:bCs/>
-        </w:rPr>
-        <w:t>:</w:t>
-      </w:r>
-      <w:r>
-        <w:rPr>
-          <w:rFonts w:ascii="Courier New" w:hAnsi="Courier New" w:cs="Courier New"/>
-        </w:rPr>
-        <w:t xml:space="preserve"> </w:t>
-      </w:r>
-      <w:proofErr w:type="spellStart"/>
-      <w:r>
-        <w:rPr>
-          <w:rFonts w:ascii="Courier New" w:hAnsi="Courier New" w:cs="Courier New"/>
-        </w:rPr>
-        <w:t>jenkins</w:t>
-      </w:r>
-      <w:proofErr w:type="spellEnd"/>
-      <w:r>
-        <w:rPr>
-          <w:rFonts w:ascii="Courier New" w:hAnsi="Courier New" w:cs="Courier New"/>
-        </w:rPr>
-        <w:t xml:space="preserve">-docker-container </w:t>
-      </w:r>
-    </w:p>
-    <w:p>
-      <w:pPr>
-        <w:pBdr>
-          <w:top w:val="single" w:sz="4" w:space="1" w:color="auto"/>
-          <w:left w:val="single" w:sz="4" w:space="4" w:color="auto"/>
-          <w:bottom w:val="single" w:sz="4" w:space="1" w:color="auto"/>
-          <w:right w:val="single" w:sz="4" w:space="0" w:color="auto"/>
-        </w:pBdr>
-        <w:spacing w:after="0"/>
-        <w:ind w:left="720"/>
-        <w:rPr>
-          <w:rFonts w:ascii="Courier New" w:hAnsi="Courier New" w:cs="Courier New"/>
-        </w:rPr>
-      </w:pPr>
-      <w:r>
-        <w:rPr>
-          <w:rFonts w:ascii="Courier New" w:hAnsi="Courier New" w:cs="Courier New"/>
-        </w:rPr>
-        <w:t xml:space="preserve">    image: </w:t>
-      </w:r>
-      <w:proofErr w:type="spellStart"/>
-      <w:r>
-        <w:rPr>
-          <w:rFonts w:ascii="Courier New" w:hAnsi="Courier New" w:cs="Courier New"/>
-        </w:rPr>
-        <w:t>jenkins</w:t>
-      </w:r>
-      <w:proofErr w:type="spellEnd"/>
-      <w:r>
-        <w:rPr>
-          <w:rFonts w:ascii="Courier New" w:hAnsi="Courier New" w:cs="Courier New"/>
-        </w:rPr>
-        <w:t>/</w:t>
-      </w:r>
-      <w:proofErr w:type="spellStart"/>
-      <w:r>
-        <w:rPr>
-          <w:rFonts w:ascii="Courier New" w:hAnsi="Courier New" w:cs="Courier New"/>
-        </w:rPr>
-        <w:t>jenkins:lts</w:t>
-      </w:r>
-      <w:proofErr w:type="spellEnd"/>
-      <w:r>
-        <w:rPr>
-          <w:rFonts w:ascii="Courier New" w:hAnsi="Courier New" w:cs="Courier New"/>
-        </w:rPr>
-        <w:t xml:space="preserve"> </w:t>
-      </w:r>
-    </w:p>
-    <w:p>
-      <w:pPr>
-        <w:pBdr>
-          <w:top w:val="single" w:sz="4" w:space="1" w:color="auto"/>
-          <w:left w:val="single" w:sz="4" w:space="4" w:color="auto"/>
-          <w:bottom w:val="single" w:sz="4" w:space="1" w:color="auto"/>
-          <w:right w:val="single" w:sz="4" w:space="0" w:color="auto"/>
-        </w:pBdr>
-        <w:spacing w:after="0"/>
-        <w:ind w:left="720"/>
-        <w:rPr>
-          <w:rFonts w:ascii="Courier New" w:hAnsi="Courier New" w:cs="Courier New"/>
-        </w:rPr>
-      </w:pPr>
-      <w:r>
-        <w:rPr>
-          <w:rFonts w:ascii="Courier New" w:hAnsi="Courier New" w:cs="Courier New"/>
-        </w:rPr>
-        <w:t>    ports:</w:t>
-      </w:r>
-    </w:p>
-    <w:p>
-      <w:pPr>
-        <w:pBdr>
-          <w:top w:val="single" w:sz="4" w:space="1" w:color="auto"/>
-          <w:left w:val="single" w:sz="4" w:space="4" w:color="auto"/>
-          <w:bottom w:val="single" w:sz="4" w:space="1" w:color="auto"/>
-          <w:right w:val="single" w:sz="4" w:space="0" w:color="auto"/>
-        </w:pBdr>
-        <w:spacing w:after="0"/>
-        <w:ind w:left="720"/>
-        <w:rPr>
-          <w:rFonts w:ascii="Courier New" w:hAnsi="Courier New" w:cs="Courier New"/>
-        </w:rPr>
-      </w:pPr>
-      <w:r>
-        <w:rPr>
-          <w:rFonts w:ascii="Courier New" w:hAnsi="Courier New" w:cs="Courier New"/>
-        </w:rPr>
-        <w:t xml:space="preserve">      - "8080:8080" </w:t>
-      </w:r>
-    </w:p>
-    <w:p>
-      <w:pPr>
-        <w:pBdr>
-          <w:top w:val="single" w:sz="4" w:space="1" w:color="auto"/>
-          <w:left w:val="single" w:sz="4" w:space="4" w:color="auto"/>
-          <w:bottom w:val="single" w:sz="4" w:space="1" w:color="auto"/>
-          <w:right w:val="single" w:sz="4" w:space="0" w:color="auto"/>
-        </w:pBdr>
-        <w:spacing w:after="0"/>
-        <w:ind w:left="720"/>
-        <w:rPr>
-          <w:rFonts w:ascii="Courier New" w:hAnsi="Courier New" w:cs="Courier New"/>
-        </w:rPr>
-      </w:pPr>
-      <w:r>
-        <w:rPr>
-          <w:rFonts w:ascii="Courier New" w:hAnsi="Courier New" w:cs="Courier New"/>
-        </w:rPr>
-        <w:t xml:space="preserve">    networks: </w:t>
-      </w:r>
-    </w:p>
-    <w:p>
-      <w:pPr>
-        <w:pBdr>
-          <w:top w:val="single" w:sz="4" w:space="1" w:color="auto"/>
-          <w:left w:val="single" w:sz="4" w:space="4" w:color="auto"/>
-          <w:bottom w:val="single" w:sz="4" w:space="1" w:color="auto"/>
-          <w:right w:val="single" w:sz="4" w:space="0" w:color="auto"/>
-        </w:pBdr>
-        <w:spacing w:after="0"/>
-        <w:ind w:left="720"/>
-        <w:rPr>
-          <w:rFonts w:ascii="Courier New" w:hAnsi="Courier New" w:cs="Courier New"/>
-        </w:rPr>
-      </w:pPr>
-      <w:r>
-        <w:rPr>
-          <w:rFonts w:ascii="Courier New" w:hAnsi="Courier New" w:cs="Courier New"/>
-        </w:rPr>
-        <w:t xml:space="preserve">      - ecommerce-network </w:t>
-      </w:r>
-    </w:p>
-    <w:p>
-      <w:pPr>
-        <w:pBdr>
-          <w:top w:val="single" w:sz="4" w:space="1" w:color="auto"/>
-          <w:left w:val="single" w:sz="4" w:space="4" w:color="auto"/>
-          <w:bottom w:val="single" w:sz="4" w:space="1" w:color="auto"/>
-          <w:right w:val="single" w:sz="4" w:space="0" w:color="auto"/>
-        </w:pBdr>
-        <w:spacing w:after="0"/>
-        <w:ind w:left="720"/>
-        <w:rPr>
-          <w:rFonts w:ascii="Courier New" w:hAnsi="Courier New" w:cs="Courier New"/>
-          <w:b/>
-          <w:bCs/>
-        </w:rPr>
-      </w:pPr>
-      <w:r>
-        <w:rPr>
-          <w:rFonts w:ascii="Courier New" w:hAnsi="Courier New" w:cs="Courier New"/>
-          <w:b/>
-          <w:bCs/>
-        </w:rPr>
-        <w:t xml:space="preserve">networks: </w:t>
-      </w:r>
-    </w:p>
-    <w:p>
-      <w:pPr>
-        <w:pBdr>
-          <w:top w:val="single" w:sz="4" w:space="1" w:color="auto"/>
-          <w:left w:val="single" w:sz="4" w:space="4" w:color="auto"/>
-          <w:bottom w:val="single" w:sz="4" w:space="1" w:color="auto"/>
-          <w:right w:val="single" w:sz="4" w:space="0" w:color="auto"/>
-        </w:pBdr>
-        <w:spacing w:after="0"/>
-        <w:ind w:left="720"/>
-        <w:rPr>
-          <w:rFonts w:ascii="Courier New" w:hAnsi="Courier New" w:cs="Courier New"/>
-        </w:rPr>
-      </w:pPr>
-      <w:r>
-        <w:rPr>
-          <w:rFonts w:ascii="Courier New" w:hAnsi="Courier New" w:cs="Courier New"/>
-        </w:rPr>
-        <w:t xml:space="preserve">  ecommerce-network: </w:t>
-      </w:r>
-    </w:p>
-    <w:p>
-      <w:pPr>
-        <w:pBdr>
-          <w:top w:val="single" w:sz="4" w:space="1" w:color="auto"/>
-          <w:left w:val="single" w:sz="4" w:space="4" w:color="auto"/>
-          <w:bottom w:val="single" w:sz="4" w:space="1" w:color="auto"/>
-          <w:right w:val="single" w:sz="4" w:space="0" w:color="auto"/>
-        </w:pBdr>
-        <w:spacing w:after="0"/>
-        <w:ind w:left="720"/>
-        <w:rPr>
-          <w:rFonts w:ascii="Courier New" w:hAnsi="Courier New" w:cs="Courier New"/>
-        </w:rPr>
-      </w:pPr>
-      <w:r>
-        <w:rPr>
-          <w:rFonts w:ascii="Courier New" w:hAnsi="Courier New" w:cs="Courier New"/>
-        </w:rPr>
-        <w:t>    name: ecommerce-network</w:t>
-      </w:r>
-    </w:p>
-    <w:p>
-      <w:pPr>
-        <w:pBdr>
-          <w:top w:val="single" w:sz="4" w:space="1" w:color="auto"/>
-          <w:left w:val="single" w:sz="4" w:space="4" w:color="auto"/>
-          <w:bottom w:val="single" w:sz="4" w:space="1" w:color="auto"/>
-          <w:right w:val="single" w:sz="4" w:space="0" w:color="auto"/>
-        </w:pBdr>
-        <w:spacing w:after="0"/>
-        <w:ind w:left="720"/>
-        <w:rPr>
-          <w:rFonts w:ascii="Courier New" w:hAnsi="Courier New" w:cs="Courier New"/>
-        </w:rPr>
-      </w:pPr>
-      <w:r>
-        <w:rPr>
-          <w:rFonts w:ascii="Courier New" w:hAnsi="Courier New" w:cs="Courier New"/>
-        </w:rPr>
-        <w:t>    external: true</w:t>
-      </w:r>
-    </w:p>
-    <w:p/>
-    <w:p>
-      <w:r>
-        <w:t>Here is a picture showing the correct indentation</w:t>
-      </w:r>
-    </w:p>
-    <w:p>
-      <w:pPr>
-        <w:ind w:left="720"/>
-      </w:pPr>
-      <w:r>
-        <w:rPr>
-          <w:noProof/>
-        </w:rPr>
-        <w:drawing>
-          <wp:inline distT="0" distB="0" distL="0" distR="0" wp14:anchorId="12CC183E" wp14:editId="28EC48D8">
-            <wp:extent cx="3581400" cy="2250402"/>
-            <wp:effectExtent l="0" t="0" r="0" b="0"/>
-            <wp:docPr id="1008668069" name="Picture 1" descr="A screen shot of a computer&#10;&#10;Description automatically generated"/>
-            <wp:cNvGraphicFramePr>
-              <a:graphicFrameLocks xmlns:a="http://schemas.openxmlformats.org/drawingml/2006/main" noChangeAspect="1"/>
-            </wp:cNvGraphicFramePr>
-            <a:graphic xmlns:a="http://schemas.openxmlformats.org/drawingml/2006/main">
-              <a:graphicData uri="http://schemas.openxmlformats.org/drawingml/2006/picture">
-                <pic:pic xmlns:pic="http://schemas.openxmlformats.org/drawingml/2006/picture">
-                  <pic:nvPicPr>
-                    <pic:cNvPr id="1008668069" name="Picture 1" descr="A screen shot of a computer&#10;&#10;Description automatically generated"/>
-                    <pic:cNvPicPr/>
-                  </pic:nvPicPr>
-                  <pic:blipFill>
-                    <a:blip r:embed="rId5"/>
-                    <a:stretch>
-                      <a:fillRect/>
-                    </a:stretch>
-                  </pic:blipFill>
-                  <pic:spPr>
-                    <a:xfrm>
-                      <a:off x="0" y="0"/>
-                      <a:ext cx="3598253" cy="2260992"/>
-                    </a:xfrm>
-                    <a:prstGeom prst="rect">
-                      <a:avLst/>
-                    </a:prstGeom>
-                  </pic:spPr>
-                </pic:pic>
-              </a:graphicData>
-            </a:graphic>
-          </wp:inline>
-        </w:drawing>
-      </w:r>
-    </w:p>
-    <w:p>
-      <w:pPr>
-        <w:pStyle w:val="ListParagraph"/>
-        <w:numPr>
-          <w:ilvl w:val="0"/>
-          <w:numId w:val="3"/>
-        </w:numPr>
-      </w:pPr>
-      <w:r>
-        <w:t xml:space="preserve">Test your file by typing the following command in a Terminal window: </w:t>
-      </w:r>
-      <w:r>
-        <w:rPr>
-          <w:rFonts w:ascii="Courier New" w:hAnsi="Courier New" w:cs="Courier New"/>
-          <w:b/>
-          <w:bCs/>
-        </w:rPr>
-        <w:t>docker</w:t>
-      </w:r>
-      <w:r>
-        <w:rPr>
-          <w:rFonts w:ascii="Courier New" w:hAnsi="Courier New" w:cs="Courier New"/>
-          <w:b/>
-          <w:bCs/>
-        </w:rPr>
-        <w:t xml:space="preserve"> </w:t>
-      </w:r>
-      <w:r>
-        <w:rPr>
-          <w:rFonts w:ascii="Courier New" w:hAnsi="Courier New" w:cs="Courier New"/>
-          <w:b/>
-          <w:bCs/>
-        </w:rPr>
-        <w:t>compose config</w:t>
-      </w:r>
-      <w:r>
-        <w:br/>
-        <w:t>This command will type the contents of the file if it is valid.</w:t>
-      </w:r>
-    </w:p>
-    <w:p>
-      <w:pPr>
-        <w:pStyle w:val="ListParagraph"/>
-        <w:numPr>
-          <w:ilvl w:val="0"/>
-          <w:numId w:val="3"/>
-        </w:numPr>
-      </w:pPr>
-      <w:r>
-        <w:lastRenderedPageBreak/>
-        <w:t>Run the command:</w:t>
-      </w:r>
-      <w:r>
-        <w:t xml:space="preserve"> </w:t>
-      </w:r>
-      <w:r>
-        <w:rPr>
-          <w:rFonts w:ascii="Courier New" w:hAnsi="Courier New" w:cs="Courier New"/>
-          <w:b/>
-          <w:bCs/>
-        </w:rPr>
-        <w:t>docker</w:t>
-      </w:r>
-      <w:r>
-        <w:rPr>
-          <w:rFonts w:ascii="Courier New" w:hAnsi="Courier New" w:cs="Courier New"/>
-          <w:b/>
-          <w:bCs/>
-        </w:rPr>
-        <w:t xml:space="preserve"> </w:t>
-      </w:r>
-      <w:r>
-        <w:rPr>
-          <w:rFonts w:ascii="Courier New" w:hAnsi="Courier New" w:cs="Courier New"/>
-          <w:b/>
-          <w:bCs/>
-        </w:rPr>
-        <w:t>compose up</w:t>
-      </w:r>
-      <w:r>
-        <w:rPr>
-          <w:rFonts w:ascii="Courier New" w:hAnsi="Courier New" w:cs="Courier New"/>
-          <w:b/>
-          <w:bCs/>
-        </w:rPr>
-        <w:t xml:space="preserve"> -d</w:t>
-      </w:r>
-      <w:r>
-        <w:rPr>
-          <w:rFonts w:ascii="Courier New" w:hAnsi="Courier New" w:cs="Courier New"/>
-          <w:b/>
-          <w:bCs/>
-        </w:rPr>
-        <w:br/>
-      </w:r>
-      <w:r>
-        <w:rPr>
-          <w:rFonts w:ascii="Courier New" w:hAnsi="Courier New" w:cs="Courier New"/>
-        </w:rPr>
-        <w:t>A</w:t>
-      </w:r>
-      <w:r>
-        <w:t xml:space="preserve">nd </w:t>
-      </w:r>
-      <w:r>
-        <w:t xml:space="preserve">then </w:t>
-      </w:r>
-      <w:r>
-        <w:t>wait for a minut</w:t>
-      </w:r>
-      <w:r>
-        <w:t>e. This command will install Jenkins in detached and will not echo the secret password which you need to start Jenkins.</w:t>
-      </w:r>
-      <w:r>
-        <w:br/>
-      </w:r>
     </w:p>
     <w:p>
       <w:pPr>
@@ -1088,7 +438,7 @@
                     <pic:cNvPicPr/>
                   </pic:nvPicPr>
                   <pic:blipFill>
-                    <a:blip r:embed="rId6"/>
+                    <a:blip r:embed="rId5"/>
                     <a:stretch>
                       <a:fillRect/>
                     </a:stretch>
@@ -1152,7 +502,7 @@
                     <pic:cNvPicPr/>
                   </pic:nvPicPr>
                   <pic:blipFill>
-                    <a:blip r:embed="rId7"/>
+                    <a:blip r:embed="rId6"/>
                     <a:stretch>
                       <a:fillRect/>
                     </a:stretch>
@@ -1200,6 +550,7 @@
         <w:rPr>
           <w:noProof/>
         </w:rPr>
+        <w:lastRenderedPageBreak/>
         <w:drawing>
           <wp:inline distT="0" distB="0" distL="0" distR="0" wp14:anchorId="187EA484" wp14:editId="26A99F0E">
             <wp:extent cx="2766060" cy="2339781"/>
@@ -1216,7 +567,7 @@
                     <pic:cNvPicPr/>
                   </pic:nvPicPr>
                   <pic:blipFill>
-                    <a:blip r:embed="rId8"/>
+                    <a:blip r:embed="rId7"/>
                     <a:stretch>
                       <a:fillRect/>
                     </a:stretch>
@@ -1264,7 +615,6 @@
         <w:rPr>
           <w:noProof/>
         </w:rPr>
-        <w:lastRenderedPageBreak/>
         <w:drawing>
           <wp:inline distT="0" distB="0" distL="0" distR="0" wp14:anchorId="75A2579F" wp14:editId="33350573">
             <wp:extent cx="4000500" cy="1438691"/>
@@ -1281,7 +631,7 @@
                     <pic:cNvPicPr/>
                   </pic:nvPicPr>
                   <pic:blipFill>
-                    <a:blip r:embed="rId9"/>
+                    <a:blip r:embed="rId8"/>
                     <a:stretch>
                       <a:fillRect/>
                     </a:stretch>
@@ -1333,7 +683,7 @@
                     <pic:cNvPicPr/>
                   </pic:nvPicPr>
                   <pic:blipFill>
-                    <a:blip r:embed="rId10"/>
+                    <a:blip r:embed="rId9"/>
                     <a:stretch>
                       <a:fillRect/>
                     </a:stretch>
@@ -1405,7 +755,7 @@
                     <pic:cNvPicPr/>
                   </pic:nvPicPr>
                   <pic:blipFill>
-                    <a:blip r:embed="rId11"/>
+                    <a:blip r:embed="rId10"/>
                     <a:stretch>
                       <a:fillRect/>
                     </a:stretch>
@@ -1454,6 +804,7 @@
         <w:rPr>
           <w:noProof/>
         </w:rPr>
+        <w:lastRenderedPageBreak/>
         <w:drawing>
           <wp:inline distT="0" distB="0" distL="0" distR="0" wp14:anchorId="27E36407" wp14:editId="5B99570A">
             <wp:extent cx="4194810" cy="1269225"/>
@@ -1470,7 +821,7 @@
                     <pic:cNvPicPr/>
                   </pic:nvPicPr>
                   <pic:blipFill>
-                    <a:blip r:embed="rId12"/>
+                    <a:blip r:embed="rId11"/>
                     <a:stretch>
                       <a:fillRect/>
                     </a:stretch>
@@ -1618,7 +969,7 @@
                     <pic:cNvPicPr/>
                   </pic:nvPicPr>
                   <pic:blipFill>
-                    <a:blip r:embed="rId13"/>
+                    <a:blip r:embed="rId12"/>
                     <a:stretch>
                       <a:fillRect/>
                     </a:stretch>
@@ -1661,7 +1012,7 @@
                     <pic:cNvPicPr/>
                   </pic:nvPicPr>
                   <pic:blipFill>
-                    <a:blip r:embed="rId14"/>
+                    <a:blip r:embed="rId13"/>
                     <a:stretch>
                       <a:fillRect/>
                     </a:stretch>
@@ -1690,7 +1041,6 @@
         <w:rPr>
           <w:noProof/>
         </w:rPr>
-        <w:lastRenderedPageBreak/>
         <w:drawing>
           <wp:inline distT="0" distB="0" distL="0" distR="0" wp14:anchorId="1D960CCE" wp14:editId="26E885E1">
             <wp:extent cx="2532639" cy="1824990"/>
@@ -1707,7 +1057,7 @@
                     <pic:cNvPicPr/>
                   </pic:nvPicPr>
                   <pic:blipFill>
-                    <a:blip r:embed="rId15"/>
+                    <a:blip r:embed="rId14"/>
                     <a:stretch>
                       <a:fillRect/>
                     </a:stretch>
@@ -1784,7 +1134,7 @@
                     <pic:cNvPicPr/>
                   </pic:nvPicPr>
                   <pic:blipFill>
-                    <a:blip r:embed="rId16"/>
+                    <a:blip r:embed="rId15"/>
                     <a:stretch>
                       <a:fillRect/>
                     </a:stretch>
@@ -1833,7 +1183,7 @@
                     <pic:cNvPicPr/>
                   </pic:nvPicPr>
                   <pic:blipFill>
-                    <a:blip r:embed="rId17"/>
+                    <a:blip r:embed="rId16"/>
                     <a:stretch>
                       <a:fillRect/>
                     </a:stretch>
@@ -1901,7 +1251,7 @@
                     <pic:cNvPicPr/>
                   </pic:nvPicPr>
                   <pic:blipFill>
-                    <a:blip r:embed="rId18"/>
+                    <a:blip r:embed="rId17"/>
                     <a:stretch>
                       <a:fillRect/>
                     </a:stretch>
@@ -1927,6 +1277,7 @@
         <w:rPr>
           <w:noProof/>
         </w:rPr>
+        <w:lastRenderedPageBreak/>
         <w:drawing>
           <wp:inline distT="0" distB="0" distL="0" distR="0" wp14:anchorId="1975FF42" wp14:editId="56C5ADA4">
             <wp:extent cx="6645910" cy="2309495"/>
@@ -1943,7 +1294,7 @@
                     <pic:cNvPicPr/>
                   </pic:nvPicPr>
                   <pic:blipFill>
-                    <a:blip r:embed="rId19"/>
+                    <a:blip r:embed="rId18"/>
                     <a:stretch>
                       <a:fillRect/>
                     </a:stretch>
@@ -2002,7 +1353,7 @@
                     <pic:cNvPicPr/>
                   </pic:nvPicPr>
                   <pic:blipFill>
-                    <a:blip r:embed="rId20"/>
+                    <a:blip r:embed="rId19"/>
                     <a:stretch>
                       <a:fillRect/>
                     </a:stretch>
@@ -2063,7 +1414,6 @@
         <w:rPr>
           <w:noProof/>
         </w:rPr>
-        <w:lastRenderedPageBreak/>
         <w:drawing>
           <wp:inline distT="0" distB="0" distL="0" distR="0" wp14:anchorId="4655D229" wp14:editId="2391EDB7">
             <wp:extent cx="1055370" cy="396755"/>
@@ -2080,7 +1430,7 @@
                     <pic:cNvPicPr/>
                   </pic:nvPicPr>
                   <pic:blipFill>
-                    <a:blip r:embed="rId21"/>
+                    <a:blip r:embed="rId20"/>
                     <a:stretch>
                       <a:fillRect/>
                     </a:stretch>
@@ -2127,7 +1477,7 @@
                     <pic:cNvPicPr/>
                   </pic:nvPicPr>
                   <pic:blipFill>
-                    <a:blip r:embed="rId22"/>
+                    <a:blip r:embed="rId21"/>
                     <a:stretch>
                       <a:fillRect/>
                     </a:stretch>
@@ -2186,7 +1536,7 @@
                     <pic:cNvPicPr/>
                   </pic:nvPicPr>
                   <pic:blipFill>
-                    <a:blip r:embed="rId16"/>
+                    <a:blip r:embed="rId15"/>
                     <a:stretch>
                       <a:fillRect/>
                     </a:stretch>
@@ -2284,7 +1634,7 @@
                     <pic:cNvPicPr/>
                   </pic:nvPicPr>
                   <pic:blipFill>
-                    <a:blip r:embed="rId23"/>
+                    <a:blip r:embed="rId22"/>
                     <a:stretch>
                       <a:fillRect/>
                     </a:stretch>
@@ -2334,7 +1684,7 @@
                     <pic:cNvPicPr/>
                   </pic:nvPicPr>
                   <pic:blipFill>
-                    <a:blip r:embed="rId24"/>
+                    <a:blip r:embed="rId23"/>
                     <a:stretch>
                       <a:fillRect/>
                     </a:stretch>
@@ -2381,7 +1731,7 @@
                     <pic:cNvPicPr/>
                   </pic:nvPicPr>
                   <pic:blipFill>
-                    <a:blip r:embed="rId16"/>
+                    <a:blip r:embed="rId15"/>
                     <a:stretch>
                       <a:fillRect/>
                     </a:stretch>
@@ -2418,6 +1768,7 @@
         <w:rPr>
           <w:noProof/>
         </w:rPr>
+        <w:lastRenderedPageBreak/>
         <w:drawing>
           <wp:inline distT="0" distB="0" distL="0" distR="0" wp14:anchorId="05F77AAB" wp14:editId="0E5FDE63">
             <wp:extent cx="3162741" cy="2505425"/>
@@ -2434,7 +1785,7 @@
                     <pic:cNvPicPr/>
                   </pic:nvPicPr>
                   <pic:blipFill>
-                    <a:blip r:embed="rId25"/>
+                    <a:blip r:embed="rId24"/>
                     <a:stretch>
                       <a:fillRect/>
                     </a:stretch>
@@ -2482,7 +1833,6 @@
         <w:rPr>
           <w:noProof/>
         </w:rPr>
-        <w:lastRenderedPageBreak/>
         <w:drawing>
           <wp:inline distT="0" distB="0" distL="0" distR="0" wp14:anchorId="7C5775BC" wp14:editId="0E737F44">
             <wp:extent cx="5338577" cy="3848100"/>
@@ -2499,7 +1849,7 @@
                     <pic:cNvPicPr/>
                   </pic:nvPicPr>
                   <pic:blipFill>
-                    <a:blip r:embed="rId26"/>
+                    <a:blip r:embed="rId25"/>
                     <a:stretch>
                       <a:fillRect/>
                     </a:stretch>
@@ -2572,7 +1922,7 @@
                     <pic:cNvPicPr/>
                   </pic:nvPicPr>
                   <pic:blipFill>
-                    <a:blip r:embed="rId27"/>
+                    <a:blip r:embed="rId26"/>
                     <a:stretch>
                       <a:fillRect/>
                     </a:stretch>
@@ -2622,7 +1972,7 @@
                     <pic:cNvPicPr/>
                   </pic:nvPicPr>
                   <pic:blipFill>
-                    <a:blip r:embed="rId16"/>
+                    <a:blip r:embed="rId15"/>
                     <a:stretch>
                       <a:fillRect/>
                     </a:stretch>
@@ -2659,6 +2009,7 @@
         </w:numPr>
       </w:pPr>
       <w:r>
+        <w:lastRenderedPageBreak/>
         <w:t>Lokk for the Job 1’s Workspace menu and display the content of file.txt</w:t>
       </w:r>
     </w:p>
@@ -2686,7 +2037,7 @@
                     <pic:cNvPicPr/>
                   </pic:nvPicPr>
                   <pic:blipFill>
-                    <a:blip r:embed="rId28"/>
+                    <a:blip r:embed="rId27"/>
                     <a:stretch>
                       <a:fillRect/>
                     </a:stretch>
@@ -2720,7 +2071,6 @@
         <w:rPr>
           <w:noProof/>
         </w:rPr>
-        <w:lastRenderedPageBreak/>
         <w:drawing>
           <wp:inline distT="0" distB="0" distL="0" distR="0" wp14:anchorId="1F4E8A77" wp14:editId="2322A7DC">
             <wp:extent cx="670560" cy="670560"/>
@@ -2737,13 +2087,13 @@
                     </pic:cNvPicPr>
                   </pic:nvPicPr>
                   <pic:blipFill>
-                    <a:blip r:embed="rId29">
+                    <a:blip r:embed="rId28">
                       <a:extLst>
                         <a:ext uri="{28A0092B-C50C-407E-A947-70E740481C1C}">
                           <a14:useLocalDpi xmlns:a14="http://schemas.microsoft.com/office/drawing/2010/main" val="0"/>
                         </a:ext>
                         <a:ext uri="{96DAC541-7B7A-43D3-8B79-37D633B846F1}">
-                          <asvg:svgBlip xmlns:asvg="http://schemas.microsoft.com/office/drawing/2016/SVG/main" r:embed="rId30"/>
+                          <asvg:svgBlip xmlns:asvg="http://schemas.microsoft.com/office/drawing/2016/SVG/main" r:embed="rId29"/>
                         </a:ext>
                       </a:extLst>
                     </a:blip>
@@ -2944,7 +2294,7 @@
                     <pic:cNvPicPr/>
                   </pic:nvPicPr>
                   <pic:blipFill>
-                    <a:blip r:embed="rId31"/>
+                    <a:blip r:embed="rId30"/>
                     <a:stretch>
                       <a:fillRect/>
                     </a:stretch>
@@ -3011,7 +2361,7 @@
                     <pic:cNvPicPr/>
                   </pic:nvPicPr>
                   <pic:blipFill>
-                    <a:blip r:embed="rId32"/>
+                    <a:blip r:embed="rId31"/>
                     <a:stretch>
                       <a:fillRect/>
                     </a:stretch>
@@ -3063,7 +2413,7 @@
                     <pic:cNvPicPr/>
                   </pic:nvPicPr>
                   <pic:blipFill>
-                    <a:blip r:embed="rId33"/>
+                    <a:blip r:embed="rId32"/>
                     <a:stretch>
                       <a:fillRect/>
                     </a:stretch>
@@ -3124,7 +2474,7 @@
                     <pic:cNvPicPr/>
                   </pic:nvPicPr>
                   <pic:blipFill>
-                    <a:blip r:embed="rId34"/>
+                    <a:blip r:embed="rId33"/>
                     <a:stretch>
                       <a:fillRect/>
                     </a:stretch>
@@ -3374,7 +2724,7 @@
                     <pic:cNvPicPr/>
                   </pic:nvPicPr>
                   <pic:blipFill>
-                    <a:blip r:embed="rId35"/>
+                    <a:blip r:embed="rId34"/>
                     <a:stretch>
                       <a:fillRect/>
                     </a:stretch>
@@ -3445,7 +2795,7 @@
                     <pic:cNvPicPr/>
                   </pic:nvPicPr>
                   <pic:blipFill>
-                    <a:blip r:embed="rId36"/>
+                    <a:blip r:embed="rId35"/>
                     <a:stretch>
                       <a:fillRect/>
                     </a:stretch>
@@ -3518,13 +2868,13 @@
                     </pic:cNvPicPr>
                   </pic:nvPicPr>
                   <pic:blipFill>
-                    <a:blip r:embed="rId29">
+                    <a:blip r:embed="rId28">
                       <a:extLst>
                         <a:ext uri="{28A0092B-C50C-407E-A947-70E740481C1C}">
                           <a14:useLocalDpi xmlns:a14="http://schemas.microsoft.com/office/drawing/2010/main" val="0"/>
                         </a:ext>
                         <a:ext uri="{96DAC541-7B7A-43D3-8B79-37D633B846F1}">
-                          <asvg:svgBlip xmlns:asvg="http://schemas.microsoft.com/office/drawing/2016/SVG/main" r:embed="rId30"/>
+                          <asvg:svgBlip xmlns:asvg="http://schemas.microsoft.com/office/drawing/2016/SVG/main" r:embed="rId29"/>
                         </a:ext>
                       </a:extLst>
                     </a:blip>
@@ -3720,7 +3070,7 @@
                     <pic:cNvPicPr/>
                   </pic:nvPicPr>
                   <pic:blipFill>
-                    <a:blip r:embed="rId37"/>
+                    <a:blip r:embed="rId36"/>
                     <a:stretch>
                       <a:fillRect/>
                     </a:stretch>
@@ -3787,7 +3137,7 @@
                     <pic:cNvPicPr/>
                   </pic:nvPicPr>
                   <pic:blipFill>
-                    <a:blip r:embed="rId38"/>
+                    <a:blip r:embed="rId37"/>
                     <a:stretch>
                       <a:fillRect/>
                     </a:stretch>
@@ -3881,7 +3231,7 @@
                     <pic:cNvPicPr/>
                   </pic:nvPicPr>
                   <pic:blipFill>
-                    <a:blip r:embed="rId39"/>
+                    <a:blip r:embed="rId38"/>
                     <a:stretch>
                       <a:fillRect/>
                     </a:stretch>
@@ -3928,7 +3278,7 @@
                     <pic:cNvPicPr/>
                   </pic:nvPicPr>
                   <pic:blipFill>
-                    <a:blip r:embed="rId40"/>
+                    <a:blip r:embed="rId39"/>
                     <a:stretch>
                       <a:fillRect/>
                     </a:stretch>
@@ -3980,7 +3330,7 @@
                     <pic:cNvPicPr/>
                   </pic:nvPicPr>
                   <pic:blipFill>
-                    <a:blip r:embed="rId41"/>
+                    <a:blip r:embed="rId40"/>
                     <a:stretch>
                       <a:fillRect/>
                     </a:stretch>
@@ -4030,7 +3380,7 @@
                     <pic:cNvPicPr/>
                   </pic:nvPicPr>
                   <pic:blipFill>
-                    <a:blip r:embed="rId42"/>
+                    <a:blip r:embed="rId41"/>
                     <a:stretch>
                       <a:fillRect/>
                     </a:stretch>
@@ -4084,7 +3434,7 @@
                     <pic:cNvPicPr/>
                   </pic:nvPicPr>
                   <pic:blipFill>
-                    <a:blip r:embed="rId43"/>
+                    <a:blip r:embed="rId42"/>
                     <a:stretch>
                       <a:fillRect/>
                     </a:stretch>
@@ -4139,7 +3489,7 @@
                     <pic:cNvPicPr/>
                   </pic:nvPicPr>
                   <pic:blipFill>
-                    <a:blip r:embed="rId44"/>
+                    <a:blip r:embed="rId43"/>
                     <a:stretch>
                       <a:fillRect/>
                     </a:stretch>
@@ -4203,7 +3553,7 @@
                     <pic:cNvPicPr/>
                   </pic:nvPicPr>
                   <pic:blipFill>
-                    <a:blip r:embed="rId45"/>
+                    <a:blip r:embed="rId44"/>
                     <a:stretch>
                       <a:fillRect/>
                     </a:stretch>
@@ -4256,13 +3606,13 @@
                     </pic:cNvPicPr>
                   </pic:nvPicPr>
                   <pic:blipFill>
-                    <a:blip r:embed="rId29">
+                    <a:blip r:embed="rId28">
                       <a:extLst>
                         <a:ext uri="{28A0092B-C50C-407E-A947-70E740481C1C}">
                           <a14:useLocalDpi xmlns:a14="http://schemas.microsoft.com/office/drawing/2010/main" val="0"/>
                         </a:ext>
                         <a:ext uri="{96DAC541-7B7A-43D3-8B79-37D633B846F1}">
-                          <asvg:svgBlip xmlns:asvg="http://schemas.microsoft.com/office/drawing/2016/SVG/main" r:embed="rId30"/>
+                          <asvg:svgBlip xmlns:asvg="http://schemas.microsoft.com/office/drawing/2016/SVG/main" r:embed="rId29"/>
                         </a:ext>
                       </a:extLst>
                     </a:blip>
